--- a/docs/inventory/krolikovodstvo/reports/rag-validation.docx
+++ b/docs/inventory/krolikovodstvo/reports/rag-validation.docx
@@ -33,7 +33,12 @@
     </w:p>
     <w:p>
       <w:r>
-        <w:t>Факты KPI: 8/9 | Файлы в индексе: 24/26 | Чанков block=кролиководство: 19</w:t>
+        <w:t>Факты KPI: 8/9 | Файлы в индексе: 25/26 | Чанков block=кролиководство: 21</w:t>
+      </w:r>
+    </w:p>
+    <w:p>
+      <w:r>
+        <w:t>RAG-запросы: 5/5</w:t>
       </w:r>
     </w:p>
     <w:p>
@@ -613,7 +618,7 @@
     </w:p>
     <w:p>
       <w:r>
-        <w:t>[ПРОВЕРИТЬ] docs/teo/125-табл-141-рецепты-комбикормов-для-кроликов.md — упоминаний: 1, в chunk-index: нет</w:t>
+        <w:t>[OK] docs/teo/125-табл-141-рецепты-комбикормов-для-кроликов.md — упоминаний: 1, в chunk-index: да</w:t>
       </w:r>
     </w:p>
     <w:p>
@@ -686,7 +691,7 @@
     </w:p>
     <w:p>
       <w:r>
-        <w:t>[medium] docs/teo/125-табл-141-рецепты-комбикормов-для-кроликов.md не попадает в vector index: is_trade_stat_file() фильтрует «табл-N».</w:t>
+        <w:t>[fixed] docs/teo/125-табл-141 раньше отфильтровывался is_trade_stat_file(); исправлено whitelist по «кролик» в имени. После правки: python3 scripts/build-teo-vector-index.py</w:t>
       </w:r>
     </w:p>
     <w:p>
@@ -694,12 +699,12 @@
         <w:pStyle w:val="ListBullet"/>
       </w:pPr>
       <w:r>
-        <w:t>→ Контент дублируется в docs/graphify-corpus/03-proizvodstvo (Табл. 141).</w:t>
+        <w:t>→ Пересобрать индекс (747 chunks).</w:t>
       </w:r>
     </w:p>
     <w:p>
       <w:r>
-        <w:t>[low] Запрос «сколько тонн крольчатины» без KPI-слова уходит в graph → мировой рынок, а не 7 000 т проекта.</w:t>
+        <w:t>[fixed] «сколько тонн крольчатины» в hybrid уходил в graph; KPI fast path расширен.</w:t>
       </w:r>
     </w:p>
     <w:p>
@@ -707,12 +712,12 @@
         <w:pStyle w:val="ListBullet"/>
       </w:pPr>
       <w:r>
-        <w:t>→ Использовать KPI fast path: «кролиководство NPV» / «7 000 т кролик».</w:t>
+        <w:t>→ teo-query --mode auto или hybrid → KPI «7 000 т».</w:t>
       </w:r>
     </w:p>
     <w:p>
       <w:r>
-        <w:t>[low] IRR 15,19% для кроликов — в 00-summary и kpi.json; в 01-vvedenie может отсутствовать дословно.</w:t>
+        <w:t>[info] IRR 15,19% для кроликов — в 00-summary и kpi.json; в 01-vvedenie не дословно.</w:t>
       </w:r>
     </w:p>
     <w:p>
@@ -720,7 +725,53 @@
         <w:pStyle w:val="ListBullet"/>
       </w:pPr>
       <w:r>
-        <w:t>→ KPI-слой teo-query покрывает NPV/IRR запросы.</w:t>
+        <w:t>→ KPI-слой teo-query; не ошибка извлечения.</w:t>
+      </w:r>
+    </w:p>
+    <w:p>
+      <w:r>
+        <w:t>[info] teo/27-бельгия — эпизодическое упоминание кролика в таблице HS, не проектный блок.</w:t>
+      </w:r>
+    </w:p>
+    <w:p>
+      <w:pPr>
+        <w:pStyle w:val="ListBullet"/>
+      </w:pPr>
+      <w:r>
+        <w:t>→ Не индексировать или оставить как справочник.</w:t>
+      </w:r>
+    </w:p>
+    <w:p>
+      <w:pPr>
+        <w:pStyle w:val="Heading1"/>
+      </w:pPr>
+      <w:r>
+        <w:t>Тестовые запросы teo-query</w:t>
+      </w:r>
+    </w:p>
+    <w:p>
+      <w:r>
+        <w:t>OK: NPV кролиководство</w:t>
+      </w:r>
+    </w:p>
+    <w:p>
+      <w:r>
+        <w:t>OK: CAPEX кролиководства</w:t>
+      </w:r>
+    </w:p>
+    <w:p>
+      <w:r>
+        <w:t>OK: сколько тонн крольчатины</w:t>
+      </w:r>
+    </w:p>
+    <w:p>
+      <w:r>
+        <w:t>OK: Meneghin Srl</w:t>
+      </w:r>
+    </w:p>
+    <w:p>
+      <w:r>
+        <w:t>OK: мировой рынок крольчатины</w:t>
       </w:r>
     </w:p>
     <w:sectPr>
